--- a/assets/resources/downloads/scripts-interest-based-close.docx
+++ b/assets/resources/downloads/scripts-interest-based-close.docx
@@ -247,7 +247,7 @@
           <w:sz w:val="22"/>
           <w:szCs w:val="22"/>
         </w:rPr>
-        <w:t xml:space="preserve">"You mentioned weekend coverage is where tickets slip. It might be worth 20 minutes to show you how two similar teams handle that — would that be useful, or not a priority right now? … Great. Would Tuesday afternoon or Wednesday morning suit you better? I will walk you through it and you can decide if it is worth going further."</w:t>
+        <w:t xml:space="preserve">"You mentioned weekend coverage is where tickets slip. Would it be worth 20 minutes to look at that properly — or is it not a priority right now? … Great. Would Tuesday afternoon or Wednesday morning suit you better? I will keep it focused on the coverage question, and you can decide whether it is worth going further."</w:t>
       </w:r>
     </w:p>
     <w:p>
@@ -272,7 +272,7 @@
           <w:sz w:val="22"/>
           <w:szCs w:val="22"/>
         </w:rPr>
-        <w:t xml:space="preserve">Ask for interest before logistics; pressuring for a calendar slot after a soft no damages trust. Do not promise outcomes you cannot guarantee. If they are not interested, thank them and leave the door open without pushing.</w:t>
+        <w:t xml:space="preserve">Ask for interest before logistics; pressuring for a calendar slot after a soft no damages trust. Do not promise outcomes you cannot guarantee, and never cite customers, results, or "similar teams" you do not actually have. If they are not interested, thank them and leave the door open without pushing.</w:t>
       </w:r>
     </w:p>
     <w:p>
